--- a/treasury-platform/docs/30-readiness/word/DOC-F05-tenant-onboarding-lifecycle.docx
+++ b/treasury-platform/docs/30-readiness/word/DOC-F05-tenant-onboarding-lifecycle.docx
@@ -913,6 +913,162 @@
     </w:p>
     <w:p>
       <w:pPr>
+        <w:pBdr>
+          <w:top w:val="single" w:color="E8C766" w:sz="6" w:space="6"/>
+          <w:left w:val="single" w:color="E8C766" w:sz="6" w:space="6"/>
+          <w:bottom w:val="single" w:color="E8C766" w:sz="6" w:space="6"/>
+          <w:right w:val="single" w:color="E8C766" w:sz="6" w:space="6"/>
+        </w:pBdr>
+        <w:shd w:fill="FFF8E1" w:color="auto" w:val="clear"/>
+        <w:bidi/>
+        <w:spacing w:after="160" w:before="60" w:line="300"/>
+        <w:ind w:left="140" w:right="140"/>
+      </w:pPr>
+      <w:r>
+        <w:rPr>
+          <w:rFonts w:ascii="Arial" w:cs="Arial" w:eastAsia="Arial" w:hAnsi="Arial"/>
+          <w:b/>
+          <w:bCs/>
+          <w:sz w:val="20"/>
+          <w:szCs w:val="20"/>
+          <w:rtl/>
+        </w:rPr>
+        <w:t xml:space="preserve">تحديث التنفيذ (2026-10-12):</w:t>
+      </w:r>
+      <w:r>
+        <w:rPr>
+          <w:rFonts w:ascii="Arial" w:cs="Arial" w:eastAsia="Arial" w:hAnsi="Arial"/>
+          <w:b w:val="false"/>
+          <w:bCs w:val="false"/>
+          <w:sz w:val="20"/>
+          <w:szCs w:val="20"/>
+          <w:rtl/>
+        </w:rPr>
+        <w:t xml:space="preserve"> نُفّذت التهيئة وانتقالات الحالة في القاعدة (docs/adr/0004-platform-access-jobs-and-onboarding.md، db/static/038_tenant_onboarding.sql) وتمر في CI (الاختبارات O1 إلى O5): المرحلة أ </w:t>
+      </w:r>
+      <w:r>
+        <w:rPr>
+          <w:rFonts w:ascii="Courier New" w:cs="Courier New" w:eastAsia="Courier New" w:hAnsi="Courier New"/>
+          <w:b w:val="false"/>
+          <w:bCs w:val="false"/>
+          <w:color w:val="1F2937"/>
+          <w:sz w:val="18"/>
+          <w:szCs w:val="18"/>
+          <w:shd w:fill="F1F3F5" w:color="auto" w:val="clear"/>
+          <w:rtl/>
+        </w:rPr>
+        <w:t xml:space="preserve">‎plat.usp_CreateTenant‎</w:t>
+      </w:r>
+      <w:r>
+        <w:rPr>
+          <w:rFonts w:ascii="Arial" w:cs="Arial" w:eastAsia="Arial" w:hAnsi="Arial"/>
+          <w:b w:val="false"/>
+          <w:bCs w:val="false"/>
+          <w:sz w:val="20"/>
+          <w:szCs w:val="20"/>
+          <w:rtl/>
+        </w:rPr>
+        <w:t xml:space="preserve"> بمدير مشغّلين تحقق بـ MFA خلال 5 دقائق (DQ-F05-2) في معاملة واحدة، والمرحلة ج </w:t>
+      </w:r>
+      <w:r>
+        <w:rPr>
+          <w:rFonts w:ascii="Courier New" w:cs="Courier New" w:eastAsia="Courier New" w:hAnsi="Courier New"/>
+          <w:b w:val="false"/>
+          <w:bCs w:val="false"/>
+          <w:color w:val="1F2937"/>
+          <w:sz w:val="18"/>
+          <w:szCs w:val="18"/>
+          <w:shd w:fill="F1F3F5" w:color="auto" w:val="clear"/>
+          <w:rtl/>
+        </w:rPr>
+        <w:t xml:space="preserve">‎sec.usp_InviteFirstAdministrator‎</w:t>
+      </w:r>
+      <w:r>
+        <w:rPr>
+          <w:rFonts w:ascii="Arial" w:cs="Arial" w:eastAsia="Arial" w:hAnsi="Arial"/>
+          <w:b w:val="false"/>
+          <w:bCs w:val="false"/>
+          <w:sz w:val="20"/>
+          <w:szCs w:val="20"/>
+          <w:rtl/>
+        </w:rPr>
+        <w:t xml:space="preserve"> لمهمة JOB-PLT-ONBOARD، والانتقالات بإجراء واحد مع </w:t>
+      </w:r>
+      <w:r>
+        <w:rPr>
+          <w:rFonts w:ascii="Courier New" w:cs="Courier New" w:eastAsia="Courier New" w:hAnsi="Courier New"/>
+          <w:b w:val="false"/>
+          <w:bCs w:val="false"/>
+          <w:color w:val="1F2937"/>
+          <w:sz w:val="18"/>
+          <w:szCs w:val="18"/>
+          <w:shd w:fill="F1F3F5" w:color="auto" w:val="clear"/>
+          <w:rtl/>
+        </w:rPr>
+        <w:t xml:space="preserve">‎plat.usp_SetTenantStatus‎</w:t>
+      </w:r>
+      <w:r>
+        <w:rPr>
+          <w:rFonts w:ascii="Arial" w:cs="Arial" w:eastAsia="Arial" w:hAnsi="Arial"/>
+          <w:b w:val="false"/>
+          <w:bCs w:val="false"/>
+          <w:sz w:val="20"/>
+          <w:szCs w:val="20"/>
+          <w:rtl/>
+        </w:rPr>
+        <w:t xml:space="preserve"> للمشغّل و</w:t>
+      </w:r>
+      <w:r>
+        <w:rPr>
+          <w:rFonts w:ascii="Courier New" w:cs="Courier New" w:eastAsia="Courier New" w:hAnsi="Courier New"/>
+          <w:b w:val="false"/>
+          <w:bCs w:val="false"/>
+          <w:color w:val="1F2937"/>
+          <w:sz w:val="18"/>
+          <w:szCs w:val="18"/>
+          <w:shd w:fill="F1F3F5" w:color="auto" w:val="clear"/>
+          <w:rtl/>
+        </w:rPr>
+        <w:t xml:space="preserve">‎plat.usp_RunTenantTransitions‎</w:t>
+      </w:r>
+      <w:r>
+        <w:rPr>
+          <w:rFonts w:ascii="Arial" w:cs="Arial" w:eastAsia="Arial" w:hAnsi="Arial"/>
+          <w:b w:val="false"/>
+          <w:bCs w:val="false"/>
+          <w:sz w:val="20"/>
+          <w:szCs w:val="20"/>
+          <w:rtl/>
+        </w:rPr>
+        <w:t xml:space="preserve"> للمهمتين اليوميتين (DQ-F05-6)، ورفض إغلاق مشترك نشط حتى يوجد التصدير (DQ-F05-7)، وإغلاق التجربة الملغاة (DQ-F05-4)، و</w:t>
+      </w:r>
+      <w:r>
+        <w:rPr>
+          <w:rFonts w:ascii="Courier New" w:cs="Courier New" w:eastAsia="Courier New" w:hAnsi="Courier New"/>
+          <w:b w:val="false"/>
+          <w:bCs w:val="false"/>
+          <w:color w:val="1F2937"/>
+          <w:sz w:val="18"/>
+          <w:szCs w:val="18"/>
+          <w:shd w:fill="F1F3F5" w:color="auto" w:val="clear"/>
+          <w:rtl/>
+        </w:rPr>
+        <w:t xml:space="preserve">‎DENY‎</w:t>
+      </w:r>
+      <w:r>
+        <w:rPr>
+          <w:rFonts w:ascii="Arial" w:cs="Arial" w:eastAsia="Arial" w:hAnsi="Arial"/>
+          <w:b w:val="false"/>
+          <w:bCs w:val="false"/>
+          <w:sz w:val="20"/>
+          <w:szCs w:val="20"/>
+          <w:rtl/>
+        </w:rPr>
+        <w:t xml:space="preserve"> على كتابة الحالة مباشرة (DQ-F05-5). الباقة STANDARD والعناوين المحجوزة مبذورة. تبقى المرحلة ب (حزم البذر) في التطبيق، والتدقيق يكتبه التطبيق (O-25 في tools/dbgen/erd_open_items.py).</w:t>
+      </w:r>
+    </w:p>
+    <w:p>
+      <w:pPr>
         <w:pStyle w:val="Heading1"/>
         <w:bidi/>
       </w:pPr>
@@ -12218,14 +12374,23 @@
             </w:pPr>
             <w:r>
               <w:rPr>
-                <w:rFonts w:ascii="Arial" w:cs="Arial" w:eastAsia="Arial" w:hAnsi="Arial"/>
-                <w:b w:val="false"/>
-                <w:bCs w:val="false"/>
-                <w:sz w:val="18"/>
-                <w:szCs w:val="18"/>
-                <w:rtl/>
-              </w:rPr>
-              <w:t xml:space="preserve">مشغّل OPERATOR_ADMIN واحد بعد إعادة مصادقة MFA، مع تدقيق؛ لا موافقة ثانية في S0</w:t>
+                <w:rFonts w:ascii="Segoe UI Emoji" w:cs="Segoe UI Emoji" w:eastAsia="Segoe UI Emoji" w:hAnsi="Segoe UI Emoji"/>
+                <w:sz w:val="18"/>
+                <w:szCs w:val="18"/>
+                <w:rtl/>
+              </w:rPr>
+              <w:t xml:space="preserve">✅</w:t>
+            </w:r>
+            <w:r>
+              <w:rPr>
+                <w:rFonts w:ascii="Arial" w:cs="Arial" w:eastAsia="Arial" w:hAnsi="Arial"/>
+                <w:b w:val="false"/>
+                <w:bCs w:val="false"/>
+                <w:sz w:val="18"/>
+                <w:szCs w:val="18"/>
+                <w:rtl/>
+              </w:rPr>
+              <w:t xml:space="preserve"> معتمد من المالك (2026-10-12): مشغّل OPERATOR_ADMIN واحد بعد إعادة مصادقة MFA، مع تدقيق؛ لا موافقة ثانية في S0</w:t>
             </w:r>
           </w:p>
         </w:tc>
@@ -12593,14 +12758,23 @@
             </w:pPr>
             <w:r>
               <w:rPr>
-                <w:rFonts w:ascii="Arial" w:cs="Arial" w:eastAsia="Arial" w:hAnsi="Arial"/>
-                <w:b w:val="false"/>
-                <w:bCs w:val="false"/>
-                <w:sz w:val="18"/>
-                <w:szCs w:val="18"/>
-                <w:rtl/>
-              </w:rPr>
-              <w:t xml:space="preserve">انتقال TRIAL إلى CLOSED بسبب، ويبقى الرمز محجوزًا، ولا حذف</w:t>
+                <w:rFonts w:ascii="Segoe UI Emoji" w:cs="Segoe UI Emoji" w:eastAsia="Segoe UI Emoji" w:hAnsi="Segoe UI Emoji"/>
+                <w:sz w:val="18"/>
+                <w:szCs w:val="18"/>
+                <w:rtl/>
+              </w:rPr>
+              <w:t xml:space="preserve">✅</w:t>
+            </w:r>
+            <w:r>
+              <w:rPr>
+                <w:rFonts w:ascii="Arial" w:cs="Arial" w:eastAsia="Arial" w:hAnsi="Arial"/>
+                <w:b w:val="false"/>
+                <w:bCs w:val="false"/>
+                <w:sz w:val="18"/>
+                <w:szCs w:val="18"/>
+                <w:rtl/>
+              </w:rPr>
+              <w:t xml:space="preserve"> معتمد من المالك (2026-10-12): انتقال TRIAL إلى CLOSED بسبب، ويبقى الرمز محجوزًا، ولا حذف</w:t>
             </w:r>
           </w:p>
         </w:tc>
@@ -13040,14 +13214,23 @@
             </w:pPr>
             <w:r>
               <w:rPr>
-                <w:rFonts w:ascii="Arial" w:cs="Arial" w:eastAsia="Arial" w:hAnsi="Arial"/>
-                <w:b w:val="false"/>
-                <w:bCs w:val="false"/>
-                <w:sz w:val="18"/>
-                <w:szCs w:val="18"/>
-                <w:rtl/>
-              </w:rPr>
-              <w:t xml:space="preserve">يُسمح بـ SUSPENDED إلى TRIAL بتاريخ جديد؛ المؤقتات مهام منصة يومية تستدعي الإجراء نفسه وتُسجَّل في التدقيق</w:t>
+                <w:rFonts w:ascii="Segoe UI Emoji" w:cs="Segoe UI Emoji" w:eastAsia="Segoe UI Emoji" w:hAnsi="Segoe UI Emoji"/>
+                <w:sz w:val="18"/>
+                <w:szCs w:val="18"/>
+                <w:rtl/>
+              </w:rPr>
+              <w:t xml:space="preserve">✅</w:t>
+            </w:r>
+            <w:r>
+              <w:rPr>
+                <w:rFonts w:ascii="Arial" w:cs="Arial" w:eastAsia="Arial" w:hAnsi="Arial"/>
+                <w:b w:val="false"/>
+                <w:bCs w:val="false"/>
+                <w:sz w:val="18"/>
+                <w:szCs w:val="18"/>
+                <w:rtl/>
+              </w:rPr>
+              <w:t xml:space="preserve"> معتمد من المالك (2026-10-12): يُسمح بـ SUSPENDED إلى TRIAL بتاريخ جديد؛ المؤقتات مهام منصة يومية تستدعي الإجراء نفسه وتُسجَّل في التدقيق</w:t>
             </w:r>
           </w:p>
         </w:tc>
@@ -13227,14 +13410,23 @@
             </w:pPr>
             <w:r>
               <w:rPr>
-                <w:rFonts w:ascii="Arial" w:cs="Arial" w:eastAsia="Arial" w:hAnsi="Arial"/>
-                <w:b w:val="false"/>
-                <w:bCs w:val="false"/>
-                <w:sz w:val="18"/>
-                <w:szCs w:val="18"/>
-                <w:rtl/>
-              </w:rPr>
-              <w:t xml:space="preserve">لا؛ يُبنى الانتقال ويُختبر في S0، ويُمنع الإغلاق الفعلي حتى يوجد التصدير</w:t>
+                <w:rFonts w:ascii="Segoe UI Emoji" w:cs="Segoe UI Emoji" w:eastAsia="Segoe UI Emoji" w:hAnsi="Segoe UI Emoji"/>
+                <w:sz w:val="18"/>
+                <w:szCs w:val="18"/>
+                <w:rtl/>
+              </w:rPr>
+              <w:t xml:space="preserve">✅</w:t>
+            </w:r>
+            <w:r>
+              <w:rPr>
+                <w:rFonts w:ascii="Arial" w:cs="Arial" w:eastAsia="Arial" w:hAnsi="Arial"/>
+                <w:b w:val="false"/>
+                <w:bCs w:val="false"/>
+                <w:sz w:val="18"/>
+                <w:szCs w:val="18"/>
+                <w:rtl/>
+              </w:rPr>
+              <w:t xml:space="preserve"> معتمد من المالك (2026-10-12): لا؛ يُبنى الانتقال ويُختبر في S0، ويُمنع الإغلاق الفعلي حتى يوجد التصدير</w:t>
             </w:r>
           </w:p>
         </w:tc>

--- a/treasury-platform/docs/30-readiness/word/DOC-F05-tenant-onboarding-lifecycle.docx
+++ b/treasury-platform/docs/30-readiness/word/DOC-F05-tenant-onboarding-lifecycle.docx
@@ -11128,14 +11128,71 @@
       </w:pPr>
       <w:r>
         <w:rPr>
-          <w:rFonts w:ascii="Arial" w:cs="Arial" w:eastAsia="Arial" w:hAnsi="Arial"/>
-          <w:b w:val="false"/>
-          <w:bCs w:val="false"/>
-          <w:sz w:val="21"/>
-          <w:szCs w:val="21"/>
-          <w:rtl/>
-        </w:rPr>
-        <w:t xml:space="preserve">اليوم يستحيل التصدير في CLOSED، لأن الدخول والربط مرفوضان (db/static/030_session_context.sql:67-69، :186-188) والكتابة مرفوضة (db/static/010_rls.sql:35-41). الحل في DOC-F04 §7.4 (DQ-F04-1 وDQ-F04-8).</w:t>
+          <w:rFonts w:ascii="Segoe UI Emoji" w:cs="Segoe UI Emoji" w:eastAsia="Segoe UI Emoji" w:hAnsi="Segoe UI Emoji"/>
+          <w:sz w:val="21"/>
+          <w:szCs w:val="21"/>
+          <w:rtl/>
+        </w:rPr>
+        <w:t xml:space="preserve">✅</w:t>
+      </w:r>
+      <w:r>
+        <w:rPr>
+          <w:rFonts w:ascii="Arial" w:cs="Arial" w:eastAsia="Arial" w:hAnsi="Arial"/>
+          <w:b w:val="false"/>
+          <w:bCs w:val="false"/>
+          <w:sz w:val="21"/>
+          <w:szCs w:val="21"/>
+          <w:rtl/>
+        </w:rPr>
+        <w:t xml:space="preserve"> منفّذ (2026-10-13، docs/adr/0008-data-export-in-read-only-states.md): التصدير في SUSPENDED وفي CLOSED خلال النافذة يمر بإجراءات بصفة </w:t>
+      </w:r>
+      <w:r>
+        <w:rPr>
+          <w:rFonts w:ascii="Courier New" w:cs="Courier New" w:eastAsia="Courier New" w:hAnsi="Courier New"/>
+          <w:b w:val="false"/>
+          <w:bCs w:val="false"/>
+          <w:color w:val="1F2937"/>
+          <w:sz w:val="18"/>
+          <w:szCs w:val="18"/>
+          <w:shd w:fill="F1F3F5" w:color="auto" w:val="clear"/>
+          <w:rtl/>
+        </w:rPr>
+        <w:t xml:space="preserve">‎tp_auth_exec‎</w:t>
+      </w:r>
+      <w:r>
+        <w:rPr>
+          <w:rFonts w:ascii="Arial" w:cs="Arial" w:eastAsia="Arial" w:hAnsi="Arial"/>
+          <w:b w:val="false"/>
+          <w:bCs w:val="false"/>
+          <w:sz w:val="21"/>
+          <w:szCs w:val="21"/>
+          <w:rtl/>
+        </w:rPr>
+        <w:t xml:space="preserve"> (</w:t>
+      </w:r>
+      <w:r>
+        <w:rPr>
+          <w:rFonts w:ascii="Courier New" w:cs="Courier New" w:eastAsia="Courier New" w:hAnsi="Courier New"/>
+          <w:b w:val="false"/>
+          <w:bCs w:val="false"/>
+          <w:color w:val="1F2937"/>
+          <w:sz w:val="18"/>
+          <w:szCs w:val="18"/>
+          <w:shd w:fill="F1F3F5" w:color="auto" w:val="clear"/>
+          <w:rtl/>
+        </w:rPr>
+        <w:t xml:space="preserve">‎cfg.usp_RequestDataExport‎</w:t>
+      </w:r>
+      <w:r>
+        <w:rPr>
+          <w:rFonts w:ascii="Arial" w:cs="Arial" w:eastAsia="Arial" w:hAnsi="Arial"/>
+          <w:b w:val="false"/>
+          <w:bCs w:val="false"/>
+          <w:sz w:val="21"/>
+          <w:szCs w:val="21"/>
+          <w:rtl/>
+        </w:rPr>
+        <w:t xml:space="preserve"> لمدير الحساب، ومهمة JOB-PLT-EXPORT الجديدة بحساب الخدمة)، لأن الكتابة المباشرة مرفوضة فيهما (db/static/010_rls.sql:35-41).</w:t>
       </w:r>
     </w:p>
     <w:p>
@@ -11150,24 +11207,23 @@
       </w:pPr>
       <w:r>
         <w:rPr>
-          <w:rFonts w:ascii="Arial" w:cs="Arial" w:eastAsia="Arial" w:hAnsi="Arial"/>
-          <w:b w:val="false"/>
-          <w:bCs w:val="false"/>
-          <w:sz w:val="21"/>
-          <w:szCs w:val="21"/>
-          <w:rtl/>
-        </w:rPr>
-        <w:t xml:space="preserve">المقترح: يُرفض طلب تصدير جديد بعد انقضاء النافذة، وتنتهي الحزمة الجاهزة بانتهاء النافذة أو بعد 7 أيام، أيهما أسبق. </w:t>
-      </w:r>
-      <w:r>
-        <w:rPr>
-          <w:rFonts w:ascii="Arial" w:cs="Arial" w:eastAsia="Arial" w:hAnsi="Arial"/>
-          <w:color w:val="E0A800"/>
-          <w:sz w:val="21"/>
-          <w:szCs w:val="21"/>
-          <w:rtl/>
-        </w:rPr>
-        <w:t xml:space="preserve">●</w:t>
+          <w:rFonts w:ascii="Segoe UI Emoji" w:cs="Segoe UI Emoji" w:eastAsia="Segoe UI Emoji" w:hAnsi="Segoe UI Emoji"/>
+          <w:sz w:val="21"/>
+          <w:szCs w:val="21"/>
+          <w:rtl/>
+        </w:rPr>
+        <w:t xml:space="preserve">✅</w:t>
+      </w:r>
+      <w:r>
+        <w:rPr>
+          <w:rFonts w:ascii="Arial" w:cs="Arial" w:eastAsia="Arial" w:hAnsi="Arial"/>
+          <w:b w:val="false"/>
+          <w:bCs w:val="false"/>
+          <w:sz w:val="21"/>
+          <w:szCs w:val="21"/>
+          <w:rtl/>
+        </w:rPr>
+        <w:t xml:space="preserve"> منفّذ كما اقتُرح: يُرفض طلب تصدير جديد بعد انقضاء النافذة (50034)، وتنتهي الحزمة الجاهزة بانتهاء النافذة أو بعد 7 أيام، أيهما أسبق (الاختبار X4).</w:t>
       </w:r>
     </w:p>
     <w:p>
